--- a/digital-modeling/7 Лаба/Отчет.docx
+++ b/digital-modeling/7 Лаба/Отчет.docx
@@ -1017,6 +1017,9 @@
         </w:rPr>
       </w:pPr>
       <w:r>
+        <w:rPr>
+          <w:noProof/>
+        </w:rPr>
         <w:drawing>
           <wp:inline distT="0" distB="0" distL="0" distR="0" wp14:anchorId="24E167AF" wp14:editId="76537C9D">
             <wp:extent cx="2972215" cy="1771897"/>
@@ -1110,7 +1113,25 @@
         <w:jc w:val="both"/>
       </w:pPr>
       <w:r>
-        <w:t>0       43.2            43.20   6.223</w:t>
+        <w:t xml:space="preserve">0     </w:t>
+      </w:r>
+      <w:r>
+        <w:t xml:space="preserve"> </w:t>
+      </w:r>
+      <w:r>
+        <w:t xml:space="preserve">  </w:t>
+      </w:r>
+      <w:r>
+        <w:t xml:space="preserve">  </w:t>
+      </w:r>
+      <w:r>
+        <w:t>43.2            </w:t>
+      </w:r>
+      <w:r>
+        <w:t xml:space="preserve">       </w:t>
+      </w:r>
+      <w:r>
+        <w:t>43.20   6.223</w:t>
       </w:r>
     </w:p>
     <w:p>
@@ -1118,7 +1139,19 @@
         <w:jc w:val="both"/>
       </w:pPr>
       <w:r>
-        <w:t>80      53.0            38.30   5.517</w:t>
+        <w:t>80    </w:t>
+      </w:r>
+      <w:r>
+        <w:t xml:space="preserve"> </w:t>
+      </w:r>
+      <w:r>
+        <w:t xml:space="preserve">  53.0       </w:t>
+      </w:r>
+      <w:r>
+        <w:t xml:space="preserve">        </w:t>
+      </w:r>
+      <w:r>
+        <w:t>     38.30   5.517</w:t>
       </w:r>
     </w:p>
     <w:p>
@@ -1126,7 +1159,13 @@
         <w:jc w:val="both"/>
       </w:pPr>
       <w:r>
-        <w:t>160     61.6            34.00   4.898</w:t>
+        <w:t>160     61.6      </w:t>
+      </w:r>
+      <w:r>
+        <w:t xml:space="preserve">       </w:t>
+      </w:r>
+      <w:r>
+        <w:t xml:space="preserve">      34.00   4.898</w:t>
       </w:r>
     </w:p>
     <w:p>
@@ -1134,7 +1173,13 @@
         <w:jc w:val="both"/>
       </w:pPr>
       <w:r>
-        <w:t>240     69.3            30.15   4.343</w:t>
+        <w:t>240     69.3          </w:t>
+      </w:r>
+      <w:r>
+        <w:t xml:space="preserve">       </w:t>
+      </w:r>
+      <w:r>
+        <w:t xml:space="preserve">  30.15   4.343</w:t>
       </w:r>
     </w:p>
     <w:p>
@@ -1142,7 +1187,13 @@
         <w:jc w:val="both"/>
       </w:pPr>
       <w:r>
-        <w:t>420     83.6            23.00   3.313</w:t>
+        <w:t>420     83.6        </w:t>
+      </w:r>
+      <w:r>
+        <w:t xml:space="preserve">       </w:t>
+      </w:r>
+      <w:r>
+        <w:t xml:space="preserve">    23.00   3.313</w:t>
       </w:r>
     </w:p>
     <w:p>
@@ -1150,7 +1201,13 @@
         <w:jc w:val="both"/>
       </w:pPr>
       <w:r>
-        <w:t>500     88.8            20.40   2.939</w:t>
+        <w:t xml:space="preserve">500     88.8       </w:t>
+      </w:r>
+      <w:r>
+        <w:t xml:space="preserve">       </w:t>
+      </w:r>
+      <w:r>
+        <w:t>     20.40   2.939</w:t>
       </w:r>
     </w:p>
     <w:p>
@@ -1158,7 +1215,13 @@
         <w:jc w:val="both"/>
       </w:pPr>
       <w:r>
-        <w:t>600     94.5            17.55   2.528</w:t>
+        <w:t xml:space="preserve">600     94.5         </w:t>
+      </w:r>
+      <w:r>
+        <w:t xml:space="preserve">      </w:t>
+      </w:r>
+      <w:r>
+        <w:t>   17.55   2.528</w:t>
       </w:r>
     </w:p>
     <w:p>
@@ -1383,6 +1446,9 @@
         </w:rPr>
       </w:pPr>
       <w:r>
+        <w:rPr>
+          <w:noProof/>
+        </w:rPr>
         <w:drawing>
           <wp:inline distT="0" distB="0" distL="0" distR="0" wp14:anchorId="2A707C70" wp14:editId="07324DB5">
             <wp:extent cx="4943475" cy="4103268"/>
@@ -1473,6 +1539,7 @@
       <w:r>
         <w:rPr>
           <w:rFonts w:eastAsiaTheme="minorEastAsia"/>
+          <w:noProof/>
         </w:rPr>
         <w:drawing>
           <wp:inline distT="0" distB="0" distL="0" distR="0" wp14:anchorId="165A4263" wp14:editId="1FB186BD">
@@ -1634,8 +1701,295 @@
       <w:pPr>
         <w:rPr>
           <w:rFonts w:eastAsiaTheme="minorEastAsia"/>
+        </w:rPr>
+      </w:pPr>
+      <w:r>
+        <w:rPr>
+          <w:rFonts w:eastAsiaTheme="minorEastAsia"/>
+        </w:rPr>
+        <w:t xml:space="preserve">  </w:t>
+      </w:r>
+      <w:r>
+        <w:rPr>
+          <w:rFonts w:eastAsiaTheme="minorEastAsia"/>
           <w:lang w:val="en-US"/>
         </w:rPr>
+        <w:t>k</w:t>
+      </w:r>
+      <w:r>
+        <w:rPr>
+          <w:rFonts w:eastAsiaTheme="minorEastAsia"/>
+        </w:rPr>
+        <w:t xml:space="preserve">1 = 0.1200 </w:t>
+      </w:r>
+      <w:r>
+        <w:rPr>
+          <w:rFonts w:eastAsiaTheme="minorEastAsia"/>
+        </w:rPr>
+        <w:t>с</w:t>
+      </w:r>
+      <w:r>
+        <w:rPr>
+          <w:rFonts w:ascii="Cambria Math" w:eastAsiaTheme="minorEastAsia" w:hAnsi="Cambria Math" w:cs="Cambria Math"/>
+        </w:rPr>
+        <w:t>⁻</w:t>
+      </w:r>
+      <w:r>
+        <w:rPr>
+          <w:rFonts w:ascii="Aptos" w:eastAsiaTheme="minorEastAsia" w:hAnsi="Aptos" w:cs="Aptos"/>
+        </w:rPr>
+        <w:t>¹</w:t>
+      </w:r>
+      <w:r>
+        <w:rPr>
+          <w:rFonts w:eastAsiaTheme="minorEastAsia"/>
+        </w:rPr>
+        <w:t xml:space="preserve"> (</w:t>
+      </w:r>
+      <w:r>
+        <w:rPr>
+          <w:rFonts w:eastAsiaTheme="minorEastAsia"/>
+          <w:lang w:val="en-US"/>
+        </w:rPr>
+        <w:t>C</w:t>
+      </w:r>
+      <w:r>
+        <w:rPr>
+          <w:rFonts w:eastAsiaTheme="minorEastAsia"/>
+        </w:rPr>
+        <w:t>8</w:t>
+      </w:r>
+      <w:r>
+        <w:rPr>
+          <w:rFonts w:eastAsiaTheme="minorEastAsia"/>
+          <w:lang w:val="en-US"/>
+        </w:rPr>
+        <w:t>H</w:t>
+      </w:r>
+      <w:r>
+        <w:rPr>
+          <w:rFonts w:eastAsiaTheme="minorEastAsia"/>
+        </w:rPr>
+        <w:t xml:space="preserve">18 -&gt; </w:t>
+      </w:r>
+      <w:proofErr w:type="spellStart"/>
+      <w:r>
+        <w:rPr>
+          <w:rFonts w:eastAsiaTheme="minorEastAsia"/>
+          <w:lang w:val="en-US"/>
+        </w:rPr>
+        <w:t>i</w:t>
+      </w:r>
+      <w:proofErr w:type="spellEnd"/>
+      <w:r>
+        <w:rPr>
+          <w:rFonts w:eastAsiaTheme="minorEastAsia"/>
+        </w:rPr>
+        <w:t>-</w:t>
+      </w:r>
+      <w:r>
+        <w:rPr>
+          <w:rFonts w:eastAsiaTheme="minorEastAsia"/>
+          <w:lang w:val="en-US"/>
+        </w:rPr>
+        <w:t>C</w:t>
+      </w:r>
+      <w:r>
+        <w:rPr>
+          <w:rFonts w:eastAsiaTheme="minorEastAsia"/>
+        </w:rPr>
+        <w:t>8</w:t>
+      </w:r>
+      <w:r>
+        <w:rPr>
+          <w:rFonts w:eastAsiaTheme="minorEastAsia"/>
+          <w:lang w:val="en-US"/>
+        </w:rPr>
+        <w:t>H</w:t>
+      </w:r>
+      <w:r>
+        <w:rPr>
+          <w:rFonts w:eastAsiaTheme="minorEastAsia"/>
+        </w:rPr>
+        <w:t>18)</w:t>
+      </w:r>
+    </w:p>
+    <w:p>
+      <w:pPr>
+        <w:rPr>
+          <w:rFonts w:eastAsiaTheme="minorEastAsia"/>
+        </w:rPr>
+      </w:pPr>
+      <w:r>
+        <w:rPr>
+          <w:rFonts w:eastAsiaTheme="minorEastAsia"/>
+          <w:lang w:val="en-US"/>
+        </w:rPr>
+        <w:t> </w:t>
+      </w:r>
+      <w:r>
+        <w:rPr>
+          <w:rFonts w:eastAsiaTheme="minorEastAsia"/>
+        </w:rPr>
+        <w:t xml:space="preserve"> </w:t>
+      </w:r>
+      <w:r>
+        <w:rPr>
+          <w:rFonts w:eastAsiaTheme="minorEastAsia"/>
+          <w:lang w:val="en-US"/>
+        </w:rPr>
+        <w:t>k</w:t>
+      </w:r>
+      <w:r>
+        <w:rPr>
+          <w:rFonts w:eastAsiaTheme="minorEastAsia"/>
+        </w:rPr>
+        <w:t xml:space="preserve">2 = 0.8000 </w:t>
+      </w:r>
+      <w:r>
+        <w:rPr>
+          <w:rFonts w:eastAsiaTheme="minorEastAsia"/>
+        </w:rPr>
+        <w:t>с</w:t>
+      </w:r>
+      <w:r>
+        <w:rPr>
+          <w:rFonts w:ascii="Cambria Math" w:eastAsiaTheme="minorEastAsia" w:hAnsi="Cambria Math" w:cs="Cambria Math"/>
+        </w:rPr>
+        <w:t>⁻</w:t>
+      </w:r>
+      <w:r>
+        <w:rPr>
+          <w:rFonts w:ascii="Aptos" w:eastAsiaTheme="minorEastAsia" w:hAnsi="Aptos" w:cs="Aptos"/>
+        </w:rPr>
+        <w:t>¹</w:t>
+      </w:r>
+      <w:r>
+        <w:rPr>
+          <w:rFonts w:eastAsiaTheme="minorEastAsia"/>
+        </w:rPr>
+        <w:t xml:space="preserve"> (</w:t>
+      </w:r>
+      <w:proofErr w:type="spellStart"/>
+      <w:r>
+        <w:rPr>
+          <w:rFonts w:eastAsiaTheme="minorEastAsia"/>
+          <w:lang w:val="en-US"/>
+        </w:rPr>
+        <w:t>i</w:t>
+      </w:r>
+      <w:proofErr w:type="spellEnd"/>
+      <w:r>
+        <w:rPr>
+          <w:rFonts w:eastAsiaTheme="minorEastAsia"/>
+        </w:rPr>
+        <w:t>-</w:t>
+      </w:r>
+      <w:r>
+        <w:rPr>
+          <w:rFonts w:eastAsiaTheme="minorEastAsia"/>
+          <w:lang w:val="en-US"/>
+        </w:rPr>
+        <w:t>C</w:t>
+      </w:r>
+      <w:r>
+        <w:rPr>
+          <w:rFonts w:eastAsiaTheme="minorEastAsia"/>
+        </w:rPr>
+        <w:t>8</w:t>
+      </w:r>
+      <w:r>
+        <w:rPr>
+          <w:rFonts w:eastAsiaTheme="minorEastAsia"/>
+          <w:lang w:val="en-US"/>
+        </w:rPr>
+        <w:t>H</w:t>
+      </w:r>
+      <w:r>
+        <w:rPr>
+          <w:rFonts w:eastAsiaTheme="minorEastAsia"/>
+        </w:rPr>
+        <w:t xml:space="preserve">18 -&gt; </w:t>
+      </w:r>
+      <w:r>
+        <w:rPr>
+          <w:rFonts w:eastAsiaTheme="minorEastAsia"/>
+          <w:lang w:val="en-US"/>
+        </w:rPr>
+        <w:t>C</w:t>
+      </w:r>
+      <w:r>
+        <w:rPr>
+          <w:rFonts w:eastAsiaTheme="minorEastAsia"/>
+        </w:rPr>
+        <w:t>4</w:t>
+      </w:r>
+      <w:r>
+        <w:rPr>
+          <w:rFonts w:eastAsiaTheme="minorEastAsia"/>
+          <w:lang w:val="en-US"/>
+        </w:rPr>
+        <w:t>H</w:t>
+      </w:r>
+      <w:r>
+        <w:rPr>
+          <w:rFonts w:eastAsiaTheme="minorEastAsia"/>
+        </w:rPr>
+        <w:t xml:space="preserve">10 + </w:t>
+      </w:r>
+      <w:r>
+        <w:rPr>
+          <w:rFonts w:eastAsiaTheme="minorEastAsia"/>
+          <w:lang w:val="en-US"/>
+        </w:rPr>
+        <w:t>C</w:t>
+      </w:r>
+      <w:r>
+        <w:rPr>
+          <w:rFonts w:eastAsiaTheme="minorEastAsia"/>
+        </w:rPr>
+        <w:t>4</w:t>
+      </w:r>
+      <w:r>
+        <w:rPr>
+          <w:rFonts w:eastAsiaTheme="minorEastAsia"/>
+          <w:lang w:val="en-US"/>
+        </w:rPr>
+        <w:t>H</w:t>
+      </w:r>
+      <w:r>
+        <w:rPr>
+          <w:rFonts w:eastAsiaTheme="minorEastAsia"/>
+        </w:rPr>
+        <w:t>8)</w:t>
+      </w:r>
+    </w:p>
+    <w:p>
+      <w:pPr>
+        <w:rPr>
+          <w:rFonts w:eastAsiaTheme="minorEastAsia"/>
+        </w:rPr>
+      </w:pPr>
+    </w:p>
+    <w:p>
+      <w:pPr>
+        <w:rPr>
+          <w:rFonts w:eastAsiaTheme="minorEastAsia"/>
+        </w:rPr>
+      </w:pPr>
+      <w:r>
+        <w:rPr>
+          <w:rFonts w:eastAsiaTheme="minorEastAsia"/>
+        </w:rPr>
+        <w:t>Стационарные концентрации:</w:t>
+      </w:r>
+    </w:p>
+    <w:p>
+      <w:pPr>
+        <w:rPr>
+          <w:rFonts w:eastAsiaTheme="minorEastAsia"/>
+          <w:lang w:val="en-US"/>
+        </w:rPr>
       </w:pPr>
       <w:r>
         <w:rPr>
@@ -1648,110 +2002,133 @@
           <w:rFonts w:eastAsiaTheme="minorEastAsia"/>
           <w:lang w:val="en-US"/>
         </w:rPr>
-        <w:t xml:space="preserve">k1 = 0.1200 </w:t>
-      </w:r>
-      <w:r>
-        <w:rPr>
-          <w:rFonts w:eastAsiaTheme="minorEastAsia"/>
-        </w:rPr>
-        <w:t>с</w:t>
-      </w:r>
-      <w:r>
-        <w:rPr>
-          <w:rFonts w:ascii="Cambria Math" w:eastAsiaTheme="minorEastAsia" w:hAnsi="Cambria Math" w:cs="Cambria Math"/>
+        <w:t>C_A (C8H18</w:t>
+      </w:r>
+      <w:proofErr w:type="gramStart"/>
+      <w:r>
+        <w:rPr>
+          <w:rFonts w:eastAsiaTheme="minorEastAsia"/>
           <w:lang w:val="en-US"/>
         </w:rPr>
-        <w:t>⁻</w:t>
-      </w:r>
-      <w:r>
-        <w:rPr>
-          <w:rFonts w:ascii="Aptos" w:eastAsiaTheme="minorEastAsia" w:hAnsi="Aptos" w:cs="Aptos"/>
+        <w:t>)  =</w:t>
+      </w:r>
+      <w:proofErr w:type="gramEnd"/>
+      <w:r>
+        <w:rPr>
+          <w:rFonts w:eastAsiaTheme="minorEastAsia"/>
           <w:lang w:val="en-US"/>
         </w:rPr>
-        <w:t>¹</w:t>
+        <w:t xml:space="preserve"> 0.002523 </w:t>
+      </w:r>
+      <w:r>
+        <w:rPr>
+          <w:rFonts w:eastAsiaTheme="minorEastAsia"/>
+        </w:rPr>
+        <w:t>моль</w:t>
       </w:r>
       <w:r>
         <w:rPr>
           <w:rFonts w:eastAsiaTheme="minorEastAsia"/>
           <w:lang w:val="en-US"/>
         </w:rPr>
-        <w:t xml:space="preserve"> (C8H18 -&gt; i-C8H18)</w:t>
-      </w:r>
-    </w:p>
-    <w:p>
-      <w:pPr>
+        <w:t>/</w:t>
+      </w:r>
+      <w:r>
+        <w:rPr>
+          <w:rFonts w:eastAsiaTheme="minorEastAsia"/>
+        </w:rPr>
+        <w:t>м</w:t>
+      </w:r>
+      <w:r>
         <w:rPr>
           <w:rFonts w:eastAsiaTheme="minorEastAsia"/>
           <w:lang w:val="en-US"/>
         </w:rPr>
-      </w:pPr>
-      <w:r>
+        <w:t>³</w:t>
+      </w:r>
+    </w:p>
+    <w:p>
+      <w:pPr>
         <w:rPr>
           <w:rFonts w:eastAsiaTheme="minorEastAsia"/>
           <w:lang w:val="en-US"/>
         </w:rPr>
-        <w:t xml:space="preserve">  k2 = 0.8000 </w:t>
-      </w:r>
-      <w:r>
-        <w:rPr>
-          <w:rFonts w:eastAsiaTheme="minorEastAsia"/>
-        </w:rPr>
-        <w:t>с</w:t>
-      </w:r>
-      <w:r>
-        <w:rPr>
-          <w:rFonts w:ascii="Cambria Math" w:eastAsiaTheme="minorEastAsia" w:hAnsi="Cambria Math" w:cs="Cambria Math"/>
+      </w:pPr>
+      <w:r>
+        <w:rPr>
+          <w:rFonts w:eastAsiaTheme="minorEastAsia"/>
           <w:lang w:val="en-US"/>
         </w:rPr>
-        <w:t>⁻</w:t>
-      </w:r>
-      <w:r>
-        <w:rPr>
-          <w:rFonts w:ascii="Aptos" w:eastAsiaTheme="minorEastAsia" w:hAnsi="Aptos" w:cs="Aptos"/>
+        <w:t xml:space="preserve">  </w:t>
+      </w:r>
+      <w:r>
+        <w:rPr>
+          <w:rFonts w:eastAsiaTheme="minorEastAsia"/>
           <w:lang w:val="en-US"/>
         </w:rPr>
-        <w:t>¹</w:t>
-      </w:r>
+        <w:t>C_B (i-C8H</w:t>
+      </w:r>
+      <w:proofErr w:type="gramStart"/>
       <w:r>
         <w:rPr>
           <w:rFonts w:eastAsiaTheme="minorEastAsia"/>
           <w:lang w:val="en-US"/>
         </w:rPr>
-        <w:t xml:space="preserve"> (i-C8H18 -&gt; C4H10 + C4H8)</w:t>
-      </w:r>
-    </w:p>
-    <w:p>
-      <w:pPr>
+        <w:t>18)=</w:t>
+      </w:r>
+      <w:proofErr w:type="gramEnd"/>
+      <w:r>
         <w:rPr>
           <w:rFonts w:eastAsiaTheme="minorEastAsia"/>
           <w:lang w:val="en-US"/>
         </w:rPr>
-      </w:pPr>
-    </w:p>
-    <w:p>
-      <w:pPr>
-        <w:rPr>
-          <w:rFonts w:eastAsiaTheme="minorEastAsia"/>
-        </w:rPr>
-      </w:pPr>
-      <w:r>
-        <w:rPr>
-          <w:rFonts w:eastAsiaTheme="minorEastAsia"/>
-        </w:rPr>
-        <w:t>Стационарные концентрации:</w:t>
-      </w:r>
-    </w:p>
-    <w:p>
-      <w:pPr>
-        <w:rPr>
-          <w:rFonts w:eastAsiaTheme="minorEastAsia"/>
-        </w:rPr>
-      </w:pPr>
-      <w:r>
-        <w:rPr>
-          <w:rFonts w:eastAsiaTheme="minorEastAsia"/>
-        </w:rPr>
-        <w:t>  C_A (C8H18</w:t>
+        <w:t xml:space="preserve"> 0.000374 </w:t>
+      </w:r>
+      <w:r>
+        <w:rPr>
+          <w:rFonts w:eastAsiaTheme="minorEastAsia"/>
+        </w:rPr>
+        <w:t>моль</w:t>
+      </w:r>
+      <w:r>
+        <w:rPr>
+          <w:rFonts w:eastAsiaTheme="minorEastAsia"/>
+          <w:lang w:val="en-US"/>
+        </w:rPr>
+        <w:t>/</w:t>
+      </w:r>
+      <w:r>
+        <w:rPr>
+          <w:rFonts w:eastAsiaTheme="minorEastAsia"/>
+        </w:rPr>
+        <w:t>м</w:t>
+      </w:r>
+      <w:r>
+        <w:rPr>
+          <w:rFonts w:eastAsiaTheme="minorEastAsia"/>
+          <w:lang w:val="en-US"/>
+        </w:rPr>
+        <w:t>³</w:t>
+      </w:r>
+    </w:p>
+    <w:p>
+      <w:pPr>
+        <w:rPr>
+          <w:rFonts w:eastAsiaTheme="minorEastAsia"/>
+        </w:rPr>
+      </w:pPr>
+      <w:r>
+        <w:rPr>
+          <w:rFonts w:eastAsiaTheme="minorEastAsia"/>
+          <w:lang w:val="en-US"/>
+        </w:rPr>
+        <w:t xml:space="preserve">  </w:t>
+      </w:r>
+      <w:r>
+        <w:rPr>
+          <w:rFonts w:eastAsiaTheme="minorEastAsia"/>
+        </w:rPr>
+        <w:t>C_C (C4H10</w:t>
       </w:r>
       <w:proofErr w:type="gramStart"/>
       <w:r>
@@ -1765,7 +2142,125 @@
         <w:rPr>
           <w:rFonts w:eastAsiaTheme="minorEastAsia"/>
         </w:rPr>
-        <w:t xml:space="preserve"> 0.002523 моль/м³</w:t>
+        <w:t xml:space="preserve"> 0.029903 моль/м³</w:t>
+      </w:r>
+    </w:p>
+    <w:p>
+      <w:pPr>
+        <w:rPr>
+          <w:rFonts w:eastAsiaTheme="minorEastAsia"/>
+        </w:rPr>
+      </w:pPr>
+      <w:r>
+        <w:rPr>
+          <w:rFonts w:eastAsiaTheme="minorEastAsia"/>
+        </w:rPr>
+        <w:t>  C_D (C4H8)   = 0.029903 моль/м³</w:t>
+      </w:r>
+    </w:p>
+    <w:p>
+      <w:pPr>
+        <w:rPr>
+          <w:rFonts w:eastAsiaTheme="minorEastAsia"/>
+        </w:rPr>
+      </w:pPr>
+    </w:p>
+    <w:p>
+      <w:pPr>
+        <w:rPr>
+          <w:rFonts w:eastAsiaTheme="minorEastAsia"/>
+        </w:rPr>
+      </w:pPr>
+      <w:r>
+        <w:rPr>
+          <w:rFonts w:eastAsiaTheme="minorEastAsia"/>
+        </w:rPr>
+        <w:t>Время достижения стационарного состояния: 470.0 с</w:t>
+      </w:r>
+    </w:p>
+    <w:p>
+      <w:pPr>
+        <w:rPr>
+          <w:rFonts w:eastAsiaTheme="minorEastAsia"/>
+        </w:rPr>
+      </w:pPr>
+      <w:r>
+        <w:rPr>
+          <w:rFonts w:eastAsiaTheme="minorEastAsia"/>
+        </w:rPr>
+        <w:t>Конверсия A в стационарном состоянии: 92.31%</w:t>
+      </w:r>
+    </w:p>
+    <w:p>
+      <w:pPr>
+        <w:rPr>
+          <w:rFonts w:eastAsiaTheme="minorEastAsia"/>
+        </w:rPr>
+      </w:pPr>
+      <w:r>
+        <w:rPr>
+          <w:rFonts w:eastAsiaTheme="minorEastAsia"/>
+        </w:rPr>
+        <w:t>анализ влияния времени пребывания</w:t>
+      </w:r>
+    </w:p>
+    <w:p>
+      <w:pPr>
+        <w:rPr>
+          <w:rFonts w:eastAsiaTheme="minorEastAsia"/>
+        </w:rPr>
+      </w:pPr>
+    </w:p>
+    <w:p>
+      <w:pPr>
+        <w:rPr>
+          <w:rFonts w:eastAsiaTheme="minorEastAsia"/>
+        </w:rPr>
+      </w:pPr>
+      <w:r>
+        <w:rPr>
+          <w:rFonts w:eastAsiaTheme="minorEastAsia"/>
+        </w:rPr>
+        <w:t>дополнительная информация:</w:t>
+      </w:r>
+    </w:p>
+    <w:p>
+      <w:pPr>
+        <w:rPr>
+          <w:rFonts w:eastAsiaTheme="minorEastAsia"/>
+        </w:rPr>
+      </w:pPr>
+      <w:r>
+        <w:rPr>
+          <w:rFonts w:eastAsiaTheme="minorEastAsia"/>
+        </w:rPr>
+        <w:t>Максимальная концентрация промежуточного продукта B: 0.000374 моль/м³</w:t>
+      </w:r>
+    </w:p>
+    <w:p>
+      <w:pPr>
+        <w:rPr>
+          <w:rFonts w:eastAsiaTheme="minorEastAsia"/>
+        </w:rPr>
+      </w:pPr>
+      <w:r>
+        <w:rPr>
+          <w:rFonts w:eastAsiaTheme="minorEastAsia"/>
+        </w:rPr>
+        <w:t>Время достижения максимума B: 107.6 с</w:t>
+      </w:r>
+    </w:p>
+    <w:p>
+      <w:pPr>
+        <w:rPr>
+          <w:rFonts w:eastAsiaTheme="minorEastAsia"/>
+        </w:rPr>
+      </w:pPr>
+      <w:r>
+        <w:rPr>
+          <w:rFonts w:eastAsiaTheme="minorEastAsia"/>
+        </w:rPr>
+        <w:t>Конечная концентрация C4H10: 0.029682 моль/м³</w:t>
       </w:r>
     </w:p>
     <w:p>
@@ -1779,288 +2274,21 @@
         <w:rPr>
           <w:rFonts w:eastAsiaTheme="minorEastAsia"/>
         </w:rPr>
-        <w:t xml:space="preserve">  </w:t>
-      </w:r>
-      <w:r>
+        <w:t>Конечная концентрация C4H8: 0.029682 моль/м³</w:t>
+      </w:r>
+    </w:p>
+    <w:p>
+      <w:pPr>
         <w:rPr>
           <w:rFonts w:eastAsiaTheme="minorEastAsia"/>
           <w:lang w:val="en-US"/>
         </w:rPr>
-        <w:t>C_B (i-C8H</w:t>
-      </w:r>
-      <w:proofErr w:type="gramStart"/>
-      <w:r>
-        <w:rPr>
-          <w:rFonts w:eastAsiaTheme="minorEastAsia"/>
-          <w:lang w:val="en-US"/>
-        </w:rPr>
-        <w:t>18)=</w:t>
-      </w:r>
-      <w:proofErr w:type="gramEnd"/>
-      <w:r>
-        <w:rPr>
-          <w:rFonts w:eastAsiaTheme="minorEastAsia"/>
-          <w:lang w:val="en-US"/>
-        </w:rPr>
-        <w:t xml:space="preserve"> 0.000374 </w:t>
-      </w:r>
-      <w:r>
-        <w:rPr>
-          <w:rFonts w:eastAsiaTheme="minorEastAsia"/>
-        </w:rPr>
-        <w:t>моль</w:t>
-      </w:r>
-      <w:r>
-        <w:rPr>
-          <w:rFonts w:eastAsiaTheme="minorEastAsia"/>
-          <w:lang w:val="en-US"/>
-        </w:rPr>
-        <w:t>/</w:t>
-      </w:r>
-      <w:r>
-        <w:rPr>
-          <w:rFonts w:eastAsiaTheme="minorEastAsia"/>
-        </w:rPr>
-        <w:t>м</w:t>
-      </w:r>
-      <w:r>
-        <w:rPr>
-          <w:rFonts w:eastAsiaTheme="minorEastAsia"/>
-          <w:lang w:val="en-US"/>
-        </w:rPr>
-        <w:t>³</w:t>
-      </w:r>
-    </w:p>
-    <w:p>
-      <w:pPr>
-        <w:rPr>
-          <w:rFonts w:eastAsiaTheme="minorEastAsia"/>
-        </w:rPr>
-      </w:pPr>
-      <w:r>
-        <w:rPr>
-          <w:rFonts w:eastAsiaTheme="minorEastAsia"/>
-          <w:lang w:val="en-US"/>
-        </w:rPr>
-        <w:t xml:space="preserve">  </w:t>
-      </w:r>
-      <w:r>
-        <w:rPr>
-          <w:rFonts w:eastAsiaTheme="minorEastAsia"/>
-        </w:rPr>
-        <w:t>C_C (C4H10</w:t>
-      </w:r>
-      <w:proofErr w:type="gramStart"/>
-      <w:r>
-        <w:rPr>
-          <w:rFonts w:eastAsiaTheme="minorEastAsia"/>
-        </w:rPr>
-        <w:t>)  =</w:t>
-      </w:r>
-      <w:proofErr w:type="gramEnd"/>
-      <w:r>
-        <w:rPr>
-          <w:rFonts w:eastAsiaTheme="minorEastAsia"/>
-        </w:rPr>
-        <w:t xml:space="preserve"> 0.029903 моль/м³</w:t>
-      </w:r>
-    </w:p>
-    <w:p>
-      <w:pPr>
-        <w:rPr>
-          <w:rFonts w:eastAsiaTheme="minorEastAsia"/>
-        </w:rPr>
-      </w:pPr>
-      <w:r>
-        <w:rPr>
-          <w:rFonts w:eastAsiaTheme="minorEastAsia"/>
-        </w:rPr>
-        <w:t>  C_D (C4H8)   = 0.029903 моль/м³</w:t>
-      </w:r>
-    </w:p>
-    <w:p>
-      <w:pPr>
-        <w:rPr>
-          <w:rFonts w:eastAsiaTheme="minorEastAsia"/>
-        </w:rPr>
-      </w:pPr>
-    </w:p>
-    <w:p>
-      <w:pPr>
-        <w:rPr>
-          <w:rFonts w:eastAsiaTheme="minorEastAsia"/>
-        </w:rPr>
-      </w:pPr>
-      <w:r>
-        <w:rPr>
-          <w:rFonts w:eastAsiaTheme="minorEastAsia"/>
-        </w:rPr>
-        <w:t>Время достижения стационарного состояния: 470.0 с</w:t>
-      </w:r>
-    </w:p>
-    <w:p>
-      <w:pPr>
-        <w:rPr>
-          <w:rFonts w:eastAsiaTheme="minorEastAsia"/>
-        </w:rPr>
-      </w:pPr>
-      <w:r>
-        <w:rPr>
-          <w:rFonts w:eastAsiaTheme="minorEastAsia"/>
-        </w:rPr>
-        <w:t>Конверсия A в стационарном состоянии: 92.31%</w:t>
-      </w:r>
-    </w:p>
-    <w:p>
-      <w:pPr>
-        <w:rPr>
-          <w:rFonts w:eastAsiaTheme="minorEastAsia"/>
-        </w:rPr>
-      </w:pPr>
-      <w:r>
-        <w:rPr>
-          <w:rFonts w:eastAsiaTheme="minorEastAsia"/>
-        </w:rPr>
-        <w:t>анализ влияния времени пребывания</w:t>
-      </w:r>
-    </w:p>
-    <w:p>
-      <w:pPr>
-        <w:rPr>
-          <w:rFonts w:eastAsiaTheme="minorEastAsia"/>
-        </w:rPr>
-      </w:pPr>
-    </w:p>
-    <w:p>
-      <w:pPr>
-        <w:rPr>
-          <w:rFonts w:eastAsiaTheme="minorEastAsia"/>
-        </w:rPr>
-      </w:pPr>
-      <w:r>
-        <w:rPr>
-          <w:rFonts w:eastAsiaTheme="minorEastAsia"/>
-        </w:rPr>
-        <w:t>дополнительная информация:</w:t>
-      </w:r>
-    </w:p>
-    <w:p>
-      <w:pPr>
-        <w:rPr>
-          <w:rFonts w:eastAsiaTheme="minorEastAsia"/>
-        </w:rPr>
-      </w:pPr>
-      <w:r>
-        <w:rPr>
-          <w:rFonts w:eastAsiaTheme="minorEastAsia"/>
-        </w:rPr>
-        <w:t>Максимальная концентрация промежуточного продукта B: 0.000374 моль/м³</w:t>
-      </w:r>
-    </w:p>
-    <w:p>
-      <w:pPr>
-        <w:rPr>
-          <w:rFonts w:eastAsiaTheme="minorEastAsia"/>
-        </w:rPr>
-      </w:pPr>
-      <w:r>
-        <w:rPr>
-          <w:rFonts w:eastAsiaTheme="minorEastAsia"/>
-        </w:rPr>
-        <w:t>Время достижения максимума B: 107.6 с</w:t>
-      </w:r>
-    </w:p>
-    <w:p>
-      <w:pPr>
-        <w:rPr>
-          <w:rFonts w:eastAsiaTheme="minorEastAsia"/>
-        </w:rPr>
-      </w:pPr>
-      <w:r>
-        <w:rPr>
-          <w:rFonts w:eastAsiaTheme="minorEastAsia"/>
-        </w:rPr>
-        <w:t>Конечная концентрация C4H10: 0.029682 моль/м³</w:t>
-      </w:r>
-    </w:p>
-    <w:p>
-      <w:pPr>
-        <w:rPr>
-          <w:rFonts w:eastAsiaTheme="minorEastAsia"/>
-        </w:rPr>
-      </w:pPr>
-      <w:r>
-        <w:rPr>
-          <w:rFonts w:eastAsiaTheme="minorEastAsia"/>
-        </w:rPr>
-        <w:t>Конечная концентрация C4H8: 0.029682 моль/м³</w:t>
-      </w:r>
-    </w:p>
-    <w:p>
-      <w:pPr>
-        <w:rPr>
-          <w:rFonts w:eastAsiaTheme="minorEastAsia"/>
-        </w:rPr>
-      </w:pPr>
-    </w:p>
-    <w:p>
-      <w:pPr>
-        <w:rPr>
-          <w:rFonts w:eastAsiaTheme="minorEastAsia"/>
-        </w:rPr>
-      </w:pPr>
-      <w:r>
-        <w:rPr>
-          <w:rFonts w:eastAsiaTheme="minorEastAsia"/>
-        </w:rPr>
-        <w:drawing>
-          <wp:inline distT="0" distB="0" distL="0" distR="0" wp14:anchorId="295CC1B4" wp14:editId="0C4C2E22">
-            <wp:extent cx="5940425" cy="4210685"/>
-            <wp:effectExtent l="0" t="0" r="3175" b="0"/>
-            <wp:docPr id="664517788" name="Рисунок 1"/>
-            <wp:cNvGraphicFramePr>
-              <a:graphicFrameLocks xmlns:a="http://schemas.openxmlformats.org/drawingml/2006/main" noChangeAspect="1"/>
-            </wp:cNvGraphicFramePr>
-            <a:graphic xmlns:a="http://schemas.openxmlformats.org/drawingml/2006/main">
-              <a:graphicData uri="http://schemas.openxmlformats.org/drawingml/2006/picture">
-                <pic:pic xmlns:pic="http://schemas.openxmlformats.org/drawingml/2006/picture">
-                  <pic:nvPicPr>
-                    <pic:cNvPr id="664517788" name=""/>
-                    <pic:cNvPicPr/>
-                  </pic:nvPicPr>
-                  <pic:blipFill>
-                    <a:blip r:embed="rId8"/>
-                    <a:stretch>
-                      <a:fillRect/>
-                    </a:stretch>
-                  </pic:blipFill>
-                  <pic:spPr>
-                    <a:xfrm>
-                      <a:off x="0" y="0"/>
-                      <a:ext cx="5940425" cy="4210685"/>
-                    </a:xfrm>
-                    <a:prstGeom prst="rect">
-                      <a:avLst/>
-                    </a:prstGeom>
-                  </pic:spPr>
-                </pic:pic>
-              </a:graphicData>
-            </a:graphic>
-          </wp:inline>
-        </w:drawing>
-      </w:r>
-    </w:p>
-    <w:p>
-      <w:pPr>
-        <w:rPr>
-          <w:rFonts w:eastAsiaTheme="minorEastAsia"/>
-        </w:rPr>
-      </w:pPr>
-      <w:r>
-        <w:rPr>
-          <w:rFonts w:eastAsiaTheme="minorEastAsia"/>
-        </w:rPr>
-        <w:lastRenderedPageBreak/>
+      </w:pPr>
+      <w:r>
+        <w:rPr>
+          <w:rFonts w:eastAsiaTheme="minorEastAsia"/>
+          <w:noProof/>
+        </w:rPr>
         <w:drawing>
           <wp:inline distT="0" distB="0" distL="0" distR="0" wp14:anchorId="42680728" wp14:editId="28EAF9C4">
             <wp:extent cx="5940425" cy="3516630"/>
@@ -2077,7 +2305,7 @@
                     <pic:cNvPicPr/>
                   </pic:nvPicPr>
                   <pic:blipFill>
-                    <a:blip r:embed="rId9"/>
+                    <a:blip r:embed="rId8"/>
                     <a:stretch>
                       <a:fillRect/>
                     </a:stretch>
@@ -3998,6 +4226,7 @@
   <w:style w:type="character" w:default="1" w:styleId="a0">
     <w:name w:val="Default Paragraph Font"/>
     <w:uiPriority w:val="1"/>
+    <w:semiHidden/>
     <w:unhideWhenUsed/>
   </w:style>
   <w:style w:type="table" w:default="1" w:styleId="a1">
